--- a/银行电话费用分摊系统_需求细化文档.docx
+++ b/银行电话费用分摊系统_需求细化文档.docx
@@ -19792,6 +19792,18 @@
           <w:color w:val="BFBFBF"/>
         </w:rPr>
         <w:t>AIGC标识: 5b9c0a2d-dee7-4e67-8727-215efe8f3c4d</w:t>
+      </w:r>
+    </w:p>
+    <w:p>
+      <w:pPr>
+        <w:jc w:val="right"/>
+      </w:pPr>
+      <w:r>
+        <w:rPr>
+          <w:sz w:val="24"/>
+          <w:color w:val="A6A6A6"/>
+        </w:rPr>
+        <w:t>AI生成</w:t>
       </w:r>
     </w:p>
     <w:sectPr>
